--- a/Documents/Candidate_Worksheet.docx
+++ b/Documents/Candidate_Worksheet.docx
@@ -468,13 +468,8 @@
             <w:r>
               <w:t xml:space="preserve">What are four foundational skills that all scientists in my field need to </w:t>
             </w:r>
-            <w:proofErr w:type="spellStart"/>
-            <w:r>
-              <w:t>to</w:t>
-            </w:r>
-            <w:proofErr w:type="spellEnd"/>
-            <w:r>
-              <w:t xml:space="preserve"> be an effective independent investigator</w:t>
+            <w:r>
+              <w:t>be an effective independent investigator</w:t>
             </w:r>
           </w:p>
         </w:tc>
